--- a/download/service_providing_group_product_application.docx
+++ b/download/service_providing_group_product_application.docx
@@ -705,7 +705,7 @@
               <w:pStyle w:val="Compact"/>
             </w:pPr>
             <w:r>
-              <w:t xml:space="preserve">The maximum active power applied for, in kilowatts.</w:t>
+              <w:t xml:space="preserve">The maximum active power applied for. Stored in kilowatts.</w:t>
             </w:r>
           </w:p>
         </w:tc>
@@ -2813,7 +2813,7 @@
               <w:pStyle w:val="Compact"/>
             </w:pPr>
             <w:r>
-              <w:t xml:space="preserve">RCU</w:t>
+              <w:t xml:space="preserve">RC</w:t>
             </w:r>
           </w:p>
         </w:tc>

--- a/download/service_providing_group_product_application.docx
+++ b/download/service_providing_group_product_application.docx
@@ -694,18 +694,100 @@
               <w:pStyle w:val="Compact"/>
             </w:pPr>
             <w:r>
-              <w:t xml:space="preserve">maximum_active_power</w:t>
-            </w:r>
-          </w:p>
-        </w:tc>
-        <w:tc>
-          <w:tcPr/>
-          <w:p>
-            <w:pPr>
-              <w:pStyle w:val="Compact"/>
-            </w:pPr>
-            <w:r>
-              <w:t xml:space="preserve">The maximum active power applied for. Stored in kilowatts.</w:t>
+              <w:t xml:space="preserve">maximum_active_power_up</w:t>
+            </w:r>
+          </w:p>
+        </w:tc>
+        <w:tc>
+          <w:tcPr/>
+          <w:p>
+            <w:pPr>
+              <w:pStyle w:val="Compact"/>
+            </w:pPr>
+            <w:r>
+              <w:t xml:space="preserve">The maximum active power applied for in regulation direction up. Stored in kilowatts.</w:t>
+            </w:r>
+          </w:p>
+        </w:tc>
+        <w:tc>
+          <w:tcPr/>
+          <w:p>
+            <w:pPr>
+              <w:pStyle w:val="Compact"/>
+            </w:pPr>
+            <w:r>
+              <w:t xml:space="preserve">decimal</w:t>
+            </w:r>
+            <w:r>
+              <w:t xml:space="preserve">Required</w:t>
+            </w:r>
+            <w:r>
+              <w:t xml:space="preserve">Min:</w:t>
+            </w:r>
+            <w:r>
+              <w:t xml:space="preserve"> </w:t>
+            </w:r>
+            <w:r>
+              <w:rPr>
+                <w:rStyle w:val="VerbatimChar"/>
+              </w:rPr>
+              <w:t xml:space="preserve">0</w:t>
+            </w:r>
+            <w:r>
+              <w:t xml:space="preserve">Max:</w:t>
+            </w:r>
+            <w:r>
+              <w:t xml:space="preserve"> </w:t>
+            </w:r>
+            <w:r>
+              <w:rPr>
+                <w:rStyle w:val="VerbatimChar"/>
+              </w:rPr>
+              <w:t xml:space="preserve">999999.999</w:t>
+            </w:r>
+            <w:r>
+              <w:t xml:space="preserve">Multiple of:</w:t>
+            </w:r>
+            <w:r>
+              <w:t xml:space="preserve"> </w:t>
+            </w:r>
+            <w:r>
+              <w:rPr>
+                <w:rStyle w:val="VerbatimChar"/>
+              </w:rPr>
+              <w:t xml:space="preserve">0.001</w:t>
+            </w:r>
+          </w:p>
+        </w:tc>
+        <w:tc>
+          <w:tcPr/>
+          <w:p>
+            <w:pPr>
+              <w:pStyle w:val="Compact"/>
+            </w:pPr>
+          </w:p>
+        </w:tc>
+      </w:tr>
+      <w:tr>
+        <w:tc>
+          <w:tcPr/>
+          <w:p>
+            <w:pPr>
+              <w:pStyle w:val="Compact"/>
+            </w:pPr>
+            <w:r>
+              <w:t xml:space="preserve">maximum_active_power_down</w:t>
+            </w:r>
+          </w:p>
+        </w:tc>
+        <w:tc>
+          <w:tcPr/>
+          <w:p>
+            <w:pPr>
+              <w:pStyle w:val="Compact"/>
+            </w:pPr>
+            <w:r>
+              <w:t xml:space="preserve">The maximum active power applied for in regulation direction down. Stored in kilowatts.</w:t>
             </w:r>
           </w:p>
         </w:tc>
@@ -2845,7 +2927,113 @@
               <w:pStyle w:val="Compact"/>
             </w:pPr>
             <w:r>
-              <w:t xml:space="preserve">maximum_active_power</w:t>
+              <w:t xml:space="preserve">maximum_active_power_up</w:t>
+            </w:r>
+          </w:p>
+        </w:tc>
+        <w:tc>
+          <w:tcPr/>
+          <w:p>
+            <w:pPr>
+              <w:pStyle w:val="Compact"/>
+            </w:pPr>
+          </w:p>
+        </w:tc>
+        <w:tc>
+          <w:tcPr/>
+          <w:p>
+            <w:pPr>
+              <w:pStyle w:val="Compact"/>
+            </w:pPr>
+            <w:r>
+              <w:t xml:space="preserve">R</w:t>
+            </w:r>
+          </w:p>
+        </w:tc>
+        <w:tc>
+          <w:tcPr/>
+          <w:p>
+            <w:pPr>
+              <w:pStyle w:val="Compact"/>
+            </w:pPr>
+            <w:r>
+              <w:t xml:space="preserve">R</w:t>
+            </w:r>
+          </w:p>
+        </w:tc>
+        <w:tc>
+          <w:tcPr/>
+          <w:p>
+            <w:pPr>
+              <w:pStyle w:val="Compact"/>
+            </w:pPr>
+            <w:r>
+              <w:t xml:space="preserve">R</w:t>
+            </w:r>
+          </w:p>
+        </w:tc>
+        <w:tc>
+          <w:tcPr/>
+          <w:p>
+            <w:pPr>
+              <w:pStyle w:val="Compact"/>
+            </w:pPr>
+            <w:r>
+              <w:t xml:space="preserve">RU</w:t>
+            </w:r>
+          </w:p>
+        </w:tc>
+        <w:tc>
+          <w:tcPr/>
+          <w:p>
+            <w:pPr>
+              <w:pStyle w:val="Compact"/>
+            </w:pPr>
+            <w:r>
+              <w:t xml:space="preserve">R</w:t>
+            </w:r>
+          </w:p>
+        </w:tc>
+        <w:tc>
+          <w:tcPr/>
+          <w:p>
+            <w:pPr>
+              <w:pStyle w:val="Compact"/>
+            </w:pPr>
+            <w:r>
+              <w:t xml:space="preserve">RCU</w:t>
+            </w:r>
+          </w:p>
+        </w:tc>
+        <w:tc>
+          <w:tcPr/>
+          <w:p>
+            <w:pPr>
+              <w:pStyle w:val="Compact"/>
+            </w:pPr>
+            <w:r>
+              <w:t xml:space="preserve">R</w:t>
+            </w:r>
+          </w:p>
+        </w:tc>
+        <w:tc>
+          <w:tcPr/>
+          <w:p>
+            <w:pPr>
+              <w:pStyle w:val="Compact"/>
+            </w:pPr>
+          </w:p>
+        </w:tc>
+      </w:tr>
+      <w:tr>
+        <w:tc>
+          <w:tcPr/>
+          <w:p>
+            <w:pPr>
+              <w:pStyle w:val="Compact"/>
+            </w:pPr>
+            <w:r>
+              <w:t xml:space="preserve">maximum_active_power_down</w:t>
             </w:r>
           </w:p>
         </w:tc>
@@ -3478,7 +3666,7 @@
     <w:bookmarkEnd w:id="47"/>
     <w:bookmarkEnd w:id="48"/>
     <w:sectPr>
-      <w:headerReference r:id="rId11" w:type="default"/>
+      <w:headerReference r:id="rId9" w:type="default"/>
       <w:pgSz w:h="11906" w:orient="landscape" w:w="16838"/>
       <w:pgMar w:bottom="1417" w:footer="708" w:gutter="0" w:header="708" w:left="1417" w:right="1417" w:top="1417"/>
       <w:cols w:space="708"/>

--- a/download/service_providing_group_product_application.docx
+++ b/download/service_providing_group_product_application.docx
@@ -3666,7 +3666,7 @@
     <w:bookmarkEnd w:id="47"/>
     <w:bookmarkEnd w:id="48"/>
     <w:sectPr>
-      <w:headerReference r:id="rId9" w:type="default"/>
+      <w:headerReference r:id="rId11" w:type="default"/>
       <w:pgSz w:h="11906" w:orient="landscape" w:w="16838"/>
       <w:pgMar w:bottom="1417" w:footer="708" w:gutter="0" w:header="708" w:left="1417" w:right="1417" w:top="1417"/>
       <w:cols w:space="708"/>

--- a/download/service_providing_group_product_application.docx
+++ b/download/service_providing_group_product_application.docx
@@ -3666,7 +3666,7 @@
     <w:bookmarkEnd w:id="47"/>
     <w:bookmarkEnd w:id="48"/>
     <w:sectPr>
-      <w:headerReference r:id="rId11" w:type="default"/>
+      <w:headerReference r:id="rId9" w:type="default"/>
       <w:pgSz w:h="11906" w:orient="landscape" w:w="16838"/>
       <w:pgMar w:bottom="1417" w:footer="708" w:gutter="0" w:header="708" w:left="1417" w:right="1417" w:top="1417"/>
       <w:cols w:space="708"/>

--- a/download/service_providing_group_product_application.docx
+++ b/download/service_providing_group_product_application.docx
@@ -77,13 +77,46 @@
         <w:t xml:space="preserve">requested</w:t>
       </w:r>
       <w:r>
-        <w:t xml:space="preserve">. The system operator then takes over</w:t>
+        <w:t xml:space="preserve">. The system operator then must</w:t>
       </w:r>
       <w:r>
         <w:t xml:space="preserve"> </w:t>
       </w:r>
       <w:r>
-        <w:t xml:space="preserve">until the application is either</w:t>
+        <w:t xml:space="preserve">quickly take over and choose whether the group needs a full prequalification or</w:t>
+      </w:r>
+      <w:r>
+        <w:t xml:space="preserve"> </w:t>
+      </w:r>
+      <w:r>
+        <w:t xml:space="preserve">only verification, by setting the status to either</w:t>
+      </w:r>
+      <w:r>
+        <w:t xml:space="preserve"> </w:t>
+      </w:r>
+      <w:r>
+        <w:rPr>
+          <w:rStyle w:val="VerbatimChar"/>
+        </w:rPr>
+        <w:t xml:space="preserve">prequalification</w:t>
+      </w:r>
+      <w:r>
+        <w:t xml:space="preserve"> </w:t>
+      </w:r>
+      <w:r>
+        <w:t xml:space="preserve">or</w:t>
+      </w:r>
+      <w:r>
+        <w:t xml:space="preserve"> </w:t>
+      </w:r>
+      <w:r>
+        <w:rPr>
+          <w:rStyle w:val="VerbatimChar"/>
+        </w:rPr>
+        <w:t xml:space="preserve">temporary_qualified</w:t>
+      </w:r>
+      <w:r>
+        <w:t xml:space="preserve">. They are responsible for taking to application to either</w:t>
       </w:r>
       <w:r>
         <w:t xml:space="preserve"> </w:t>
@@ -122,19 +155,48 @@
         <w:t xml:space="preserve">rejected</w:t>
       </w:r>
       <w:r>
-        <w:t xml:space="preserve">. If it</w:t>
+        <w:t xml:space="preserve">. If it is rejected, the service</w:t>
       </w:r>
       <w:r>
         <w:t xml:space="preserve"> </w:t>
       </w:r>
       <w:r>
-        <w:t xml:space="preserve">rejected, the service provider can make updates and propose the application</w:t>
+        <w:t xml:space="preserve">provider can then make updates and propose the application again.</w:t>
+      </w:r>
+    </w:p>
+    <w:p>
+      <w:pPr>
+        <w:pStyle w:val="BodyText"/>
+      </w:pPr>
+      <w:r>
+        <w:t xml:space="preserve">The system will regularly check automatically whether SPG grid prequalification</w:t>
       </w:r>
       <w:r>
         <w:t xml:space="preserve"> </w:t>
       </w:r>
       <w:r>
-        <w:t xml:space="preserve">again.</w:t>
+        <w:t xml:space="preserve">resources need to be created for each impacted system operator, and any status</w:t>
+      </w:r>
+      <w:r>
+        <w:t xml:space="preserve"> </w:t>
+      </w:r>
+      <w:r>
+        <w:t xml:space="preserve">change from</w:t>
+      </w:r>
+      <w:r>
+        <w:t xml:space="preserve"> </w:t>
+      </w:r>
+      <w:r>
+        <w:rPr>
+          <w:rStyle w:val="VerbatimChar"/>
+        </w:rPr>
+        <w:t xml:space="preserve">requested</w:t>
+      </w:r>
+      <w:r>
+        <w:t xml:space="preserve"> </w:t>
+      </w:r>
+      <w:r>
+        <w:t xml:space="preserve">will trigger this check as well.</w:t>
       </w:r>
     </w:p>
     <w:p>
@@ -279,10 +341,10 @@
         <w:tblLook w:firstRow="1" w:lastRow="0" w:firstColumn="0" w:lastColumn="0" w:noHBand="0" w:noVBand="0" w:val="0020"/>
       </w:tblPr>
       <w:tblGrid>
-        <w:gridCol w:w="2086"/>
-        <w:gridCol w:w="1932"/>
-        <w:gridCol w:w="2754"/>
-        <w:gridCol w:w="1146"/>
+        <w:gridCol w:w="2195"/>
+        <w:gridCol w:w="2033"/>
+        <w:gridCol w:w="2483"/>
+        <w:gridCol w:w="1205"/>
       </w:tblGrid>
       <w:tr>
         <w:trPr>
@@ -601,19 +663,7 @@
               <w:rPr>
                 <w:rStyle w:val="VerbatimChar"/>
               </w:rPr>
-              <w:t xml:space="preserve">prequalification_pending</w:t>
-            </w:r>
-            <w:r>
-              <w:t xml:space="preserve">,</w:t>
-            </w:r>
-            <w:r>
-              <w:t xml:space="preserve"> </w:t>
-            </w:r>
-            <w:r>
-              <w:rPr>
-                <w:rStyle w:val="VerbatimChar"/>
-              </w:rPr>
-              <w:t xml:space="preserve">in_progress</w:t>
+              <w:t xml:space="preserve">prequalification</w:t>
             </w:r>
             <w:r>
               <w:t xml:space="preserve">,</w:t>
@@ -2045,6 +2095,41 @@
             </w:pPr>
             <w:r>
               <w:t xml:space="preserve">Update SPGPA targeting them.</w:t>
+            </w:r>
+          </w:p>
+        </w:tc>
+        <w:tc>
+          <w:tcPr/>
+          <w:p>
+            <w:pPr>
+              <w:pStyle w:val="Compact"/>
+            </w:pPr>
+            <w:r>
+              <w:t xml:space="preserve">DONE</w:t>
+            </w:r>
+          </w:p>
+        </w:tc>
+      </w:tr>
+      <w:tr>
+        <w:tc>
+          <w:tcPr/>
+          <w:p>
+            <w:pPr>
+              <w:pStyle w:val="Compact"/>
+            </w:pPr>
+            <w:r>
+              <w:t xml:space="preserve">SPGPA-SO003</w:t>
+            </w:r>
+          </w:p>
+        </w:tc>
+        <w:tc>
+          <w:tcPr/>
+          <w:p>
+            <w:pPr>
+              <w:pStyle w:val="Compact"/>
+            </w:pPr>
+            <w:r>
+              <w:t xml:space="preserve">Read SPGPA for SPGs on which they have a grid prequalification.</w:t>
             </w:r>
           </w:p>
         </w:tc>
@@ -3666,7 +3751,7 @@
     <w:bookmarkEnd w:id="47"/>
     <w:bookmarkEnd w:id="48"/>
     <w:sectPr>
-      <w:headerReference r:id="rId9" w:type="default"/>
+      <w:headerReference r:id="rId11" w:type="default"/>
       <w:pgSz w:h="11906" w:orient="landscape" w:w="16838"/>
       <w:pgMar w:bottom="1417" w:footer="708" w:gutter="0" w:header="708" w:left="1417" w:right="1417" w:top="1417"/>
       <w:cols w:space="708"/>

--- a/download/service_providing_group_product_application.docx
+++ b/download/service_providing_group_product_application.docx
@@ -3751,7 +3751,7 @@
     <w:bookmarkEnd w:id="47"/>
     <w:bookmarkEnd w:id="48"/>
     <w:sectPr>
-      <w:headerReference r:id="rId11" w:type="default"/>
+      <w:headerReference r:id="rId9" w:type="default"/>
       <w:pgSz w:h="11906" w:orient="landscape" w:w="16838"/>
       <w:pgMar w:bottom="1417" w:footer="708" w:gutter="0" w:header="708" w:left="1417" w:right="1417" w:top="1417"/>
       <w:cols w:space="708"/>

--- a/download/service_providing_group_product_application.docx
+++ b/download/service_providing_group_product_application.docx
@@ -1049,6 +1049,128 @@
               <w:pStyle w:val="Compact"/>
             </w:pPr>
             <w:r>
+              <w:t xml:space="preserve">ramping_capability</w:t>
+            </w:r>
+          </w:p>
+        </w:tc>
+        <w:tc>
+          <w:tcPr/>
+          <w:p>
+            <w:pPr>
+              <w:pStyle w:val="Compact"/>
+            </w:pPr>
+            <w:r>
+              <w:t xml:space="preserve">The ramping capability of the service providing group for this product application.</w:t>
+            </w:r>
+          </w:p>
+        </w:tc>
+        <w:tc>
+          <w:tcPr/>
+          <w:p>
+            <w:pPr>
+              <w:pStyle w:val="Compact"/>
+            </w:pPr>
+            <w:r>
+              <w:t xml:space="preserve">text</w:t>
+            </w:r>
+            <w:r>
+              <w:t xml:space="preserve">One of:</w:t>
+            </w:r>
+            <w:r>
+              <w:t xml:space="preserve"> </w:t>
+            </w:r>
+            <w:r>
+              <w:rPr>
+                <w:rStyle w:val="VerbatimChar"/>
+              </w:rPr>
+              <w:t xml:space="preserve">always</w:t>
+            </w:r>
+            <w:r>
+              <w:t xml:space="preserve">,</w:t>
+            </w:r>
+            <w:r>
+              <w:t xml:space="preserve"> </w:t>
+            </w:r>
+            <w:r>
+              <w:rPr>
+                <w:rStyle w:val="VerbatimChar"/>
+              </w:rPr>
+              <w:t xml:space="preserve">partial</w:t>
+            </w:r>
+            <w:r>
+              <w:t xml:space="preserve">,</w:t>
+            </w:r>
+            <w:r>
+              <w:t xml:space="preserve"> </w:t>
+            </w:r>
+            <w:r>
+              <w:rPr>
+                <w:rStyle w:val="VerbatimChar"/>
+              </w:rPr>
+              <w:t xml:space="preserve">never</w:t>
+            </w:r>
+          </w:p>
+        </w:tc>
+        <w:tc>
+          <w:tcPr/>
+          <w:p>
+            <w:pPr>
+              <w:pStyle w:val="Compact"/>
+            </w:pPr>
+          </w:p>
+        </w:tc>
+      </w:tr>
+      <w:tr>
+        <w:tc>
+          <w:tcPr/>
+          <w:p>
+            <w:pPr>
+              <w:pStyle w:val="Compact"/>
+            </w:pPr>
+            <w:r>
+              <w:t xml:space="preserve">ramping_description</w:t>
+            </w:r>
+          </w:p>
+        </w:tc>
+        <w:tc>
+          <w:tcPr/>
+          <w:p>
+            <w:pPr>
+              <w:pStyle w:val="Compact"/>
+            </w:pPr>
+            <w:r>
+              <w:t xml:space="preserve">Free text description of ramping details. Only required for product Manual Congestion.</w:t>
+            </w:r>
+          </w:p>
+        </w:tc>
+        <w:tc>
+          <w:tcPr/>
+          <w:p>
+            <w:pPr>
+              <w:pStyle w:val="Compact"/>
+            </w:pPr>
+            <w:r>
+              <w:t xml:space="preserve">text</w:t>
+            </w:r>
+          </w:p>
+        </w:tc>
+        <w:tc>
+          <w:tcPr/>
+          <w:p>
+            <w:pPr>
+              <w:pStyle w:val="Compact"/>
+            </w:pPr>
+          </w:p>
+        </w:tc>
+      </w:tr>
+      <w:tr>
+        <w:tc>
+          <w:tcPr/>
+          <w:p>
+            <w:pPr>
+              <w:pStyle w:val="Compact"/>
+            </w:pPr>
+            <w:r>
               <w:t xml:space="preserve">recorded_at</w:t>
             </w:r>
           </w:p>
@@ -1530,6 +1652,180 @@
             </w:r>
             <w:r>
               <w:t xml:space="preserve">must be unset in the resource or by the request.</w:t>
+            </w:r>
+          </w:p>
+        </w:tc>
+        <w:tc>
+          <w:tcPr/>
+          <w:p>
+            <w:pPr>
+              <w:pStyle w:val="Compact"/>
+            </w:pPr>
+            <w:r>
+              <w:t xml:space="preserve">DONE</w:t>
+            </w:r>
+          </w:p>
+        </w:tc>
+      </w:tr>
+      <w:tr>
+        <w:tc>
+          <w:tcPr/>
+          <w:p>
+            <w:pPr>
+              <w:pStyle w:val="Compact"/>
+            </w:pPr>
+            <w:r>
+              <w:t xml:space="preserve">SPGPA-VAL007</w:t>
+            </w:r>
+          </w:p>
+        </w:tc>
+        <w:tc>
+          <w:tcPr/>
+          <w:p>
+            <w:pPr>
+              <w:pStyle w:val="Compact"/>
+            </w:pPr>
+            <w:r>
+              <w:t xml:space="preserve">If</w:t>
+            </w:r>
+            <w:r>
+              <w:t xml:space="preserve"> </w:t>
+            </w:r>
+            <w:r>
+              <w:rPr>
+                <w:rStyle w:val="VerbatimChar"/>
+              </w:rPr>
+              <w:t xml:space="preserve">product_type_ids</w:t>
+            </w:r>
+            <w:r>
+              <w:t xml:space="preserve"> </w:t>
+            </w:r>
+            <w:r>
+              <w:t xml:space="preserve">contains Manual Congestion, then</w:t>
+            </w:r>
+            <w:r>
+              <w:t xml:space="preserve"> </w:t>
+            </w:r>
+            <w:r>
+              <w:rPr>
+                <w:rStyle w:val="VerbatimChar"/>
+              </w:rPr>
+              <w:t xml:space="preserve">ramping_capability</w:t>
+            </w:r>
+            <w:r>
+              <w:t xml:space="preserve"> </w:t>
+            </w:r>
+            <w:r>
+              <w:t xml:space="preserve">must be set</w:t>
+            </w:r>
+          </w:p>
+        </w:tc>
+        <w:tc>
+          <w:tcPr/>
+          <w:p>
+            <w:pPr>
+              <w:pStyle w:val="Compact"/>
+            </w:pPr>
+            <w:r>
+              <w:t xml:space="preserve">DONE</w:t>
+            </w:r>
+          </w:p>
+        </w:tc>
+      </w:tr>
+      <w:tr>
+        <w:tc>
+          <w:tcPr/>
+          <w:p>
+            <w:pPr>
+              <w:pStyle w:val="Compact"/>
+            </w:pPr>
+            <w:r>
+              <w:t xml:space="preserve">SPGPA-VAL008</w:t>
+            </w:r>
+          </w:p>
+        </w:tc>
+        <w:tc>
+          <w:tcPr/>
+          <w:p>
+            <w:pPr>
+              <w:pStyle w:val="Compact"/>
+            </w:pPr>
+            <w:r>
+              <w:t xml:space="preserve">If</w:t>
+            </w:r>
+            <w:r>
+              <w:t xml:space="preserve"> </w:t>
+            </w:r>
+            <w:r>
+              <w:rPr>
+                <w:rStyle w:val="VerbatimChar"/>
+              </w:rPr>
+              <w:t xml:space="preserve">product_type_ids</w:t>
+            </w:r>
+            <w:r>
+              <w:t xml:space="preserve"> </w:t>
+            </w:r>
+            <w:r>
+              <w:t xml:space="preserve">contains Manual Congestion, then</w:t>
+            </w:r>
+            <w:r>
+              <w:t xml:space="preserve"> </w:t>
+            </w:r>
+            <w:r>
+              <w:rPr>
+                <w:rStyle w:val="VerbatimChar"/>
+              </w:rPr>
+              <w:t xml:space="preserve">ramping_description</w:t>
+            </w:r>
+            <w:r>
+              <w:t xml:space="preserve"> </w:t>
+            </w:r>
+            <w:r>
+              <w:t xml:space="preserve">must be set</w:t>
+            </w:r>
+          </w:p>
+        </w:tc>
+        <w:tc>
+          <w:tcPr/>
+          <w:p>
+            <w:pPr>
+              <w:pStyle w:val="Compact"/>
+            </w:pPr>
+            <w:r>
+              <w:t xml:space="preserve">DONE</w:t>
+            </w:r>
+          </w:p>
+        </w:tc>
+      </w:tr>
+      <w:tr>
+        <w:tc>
+          <w:tcPr/>
+          <w:p>
+            <w:pPr>
+              <w:pStyle w:val="Compact"/>
+            </w:pPr>
+            <w:r>
+              <w:t xml:space="preserve">SPGPA-VAL009</w:t>
+            </w:r>
+          </w:p>
+        </w:tc>
+        <w:tc>
+          <w:tcPr/>
+          <w:p>
+            <w:pPr>
+              <w:pStyle w:val="Compact"/>
+            </w:pPr>
+            <w:r>
+              <w:rPr>
+                <w:rStyle w:val="VerbatimChar"/>
+              </w:rPr>
+              <w:t xml:space="preserve">product_type_ids</w:t>
+            </w:r>
+            <w:r>
+              <w:t xml:space="preserve"> </w:t>
+            </w:r>
+            <w:r>
+              <w:t xml:space="preserve">must not be empty.</w:t>
             </w:r>
           </w:p>
         </w:tc>
@@ -3511,6 +3807,218 @@
             </w:pPr>
             <w:r>
               <w:t xml:space="preserve">R</w:t>
+            </w:r>
+          </w:p>
+        </w:tc>
+        <w:tc>
+          <w:tcPr/>
+          <w:p>
+            <w:pPr>
+              <w:pStyle w:val="Compact"/>
+            </w:pPr>
+            <w:r>
+              <w:t xml:space="preserve">R</w:t>
+            </w:r>
+          </w:p>
+        </w:tc>
+        <w:tc>
+          <w:tcPr/>
+          <w:p>
+            <w:pPr>
+              <w:pStyle w:val="Compact"/>
+            </w:pPr>
+          </w:p>
+        </w:tc>
+      </w:tr>
+      <w:tr>
+        <w:tc>
+          <w:tcPr/>
+          <w:p>
+            <w:pPr>
+              <w:pStyle w:val="Compact"/>
+            </w:pPr>
+            <w:r>
+              <w:t xml:space="preserve">ramping_capability</w:t>
+            </w:r>
+          </w:p>
+        </w:tc>
+        <w:tc>
+          <w:tcPr/>
+          <w:p>
+            <w:pPr>
+              <w:pStyle w:val="Compact"/>
+            </w:pPr>
+          </w:p>
+        </w:tc>
+        <w:tc>
+          <w:tcPr/>
+          <w:p>
+            <w:pPr>
+              <w:pStyle w:val="Compact"/>
+            </w:pPr>
+            <w:r>
+              <w:t xml:space="preserve">R</w:t>
+            </w:r>
+          </w:p>
+        </w:tc>
+        <w:tc>
+          <w:tcPr/>
+          <w:p>
+            <w:pPr>
+              <w:pStyle w:val="Compact"/>
+            </w:pPr>
+            <w:r>
+              <w:t xml:space="preserve">R</w:t>
+            </w:r>
+          </w:p>
+        </w:tc>
+        <w:tc>
+          <w:tcPr/>
+          <w:p>
+            <w:pPr>
+              <w:pStyle w:val="Compact"/>
+            </w:pPr>
+            <w:r>
+              <w:t xml:space="preserve">R</w:t>
+            </w:r>
+          </w:p>
+        </w:tc>
+        <w:tc>
+          <w:tcPr/>
+          <w:p>
+            <w:pPr>
+              <w:pStyle w:val="Compact"/>
+            </w:pPr>
+            <w:r>
+              <w:t xml:space="preserve">RU</w:t>
+            </w:r>
+          </w:p>
+        </w:tc>
+        <w:tc>
+          <w:tcPr/>
+          <w:p>
+            <w:pPr>
+              <w:pStyle w:val="Compact"/>
+            </w:pPr>
+            <w:r>
+              <w:t xml:space="preserve">R</w:t>
+            </w:r>
+          </w:p>
+        </w:tc>
+        <w:tc>
+          <w:tcPr/>
+          <w:p>
+            <w:pPr>
+              <w:pStyle w:val="Compact"/>
+            </w:pPr>
+            <w:r>
+              <w:t xml:space="preserve">RCU</w:t>
+            </w:r>
+          </w:p>
+        </w:tc>
+        <w:tc>
+          <w:tcPr/>
+          <w:p>
+            <w:pPr>
+              <w:pStyle w:val="Compact"/>
+            </w:pPr>
+            <w:r>
+              <w:t xml:space="preserve">R</w:t>
+            </w:r>
+          </w:p>
+        </w:tc>
+        <w:tc>
+          <w:tcPr/>
+          <w:p>
+            <w:pPr>
+              <w:pStyle w:val="Compact"/>
+            </w:pPr>
+          </w:p>
+        </w:tc>
+      </w:tr>
+      <w:tr>
+        <w:tc>
+          <w:tcPr/>
+          <w:p>
+            <w:pPr>
+              <w:pStyle w:val="Compact"/>
+            </w:pPr>
+            <w:r>
+              <w:t xml:space="preserve">ramping_description</w:t>
+            </w:r>
+          </w:p>
+        </w:tc>
+        <w:tc>
+          <w:tcPr/>
+          <w:p>
+            <w:pPr>
+              <w:pStyle w:val="Compact"/>
+            </w:pPr>
+          </w:p>
+        </w:tc>
+        <w:tc>
+          <w:tcPr/>
+          <w:p>
+            <w:pPr>
+              <w:pStyle w:val="Compact"/>
+            </w:pPr>
+            <w:r>
+              <w:t xml:space="preserve">R</w:t>
+            </w:r>
+          </w:p>
+        </w:tc>
+        <w:tc>
+          <w:tcPr/>
+          <w:p>
+            <w:pPr>
+              <w:pStyle w:val="Compact"/>
+            </w:pPr>
+            <w:r>
+              <w:t xml:space="preserve">R</w:t>
+            </w:r>
+          </w:p>
+        </w:tc>
+        <w:tc>
+          <w:tcPr/>
+          <w:p>
+            <w:pPr>
+              <w:pStyle w:val="Compact"/>
+            </w:pPr>
+            <w:r>
+              <w:t xml:space="preserve">R</w:t>
+            </w:r>
+          </w:p>
+        </w:tc>
+        <w:tc>
+          <w:tcPr/>
+          <w:p>
+            <w:pPr>
+              <w:pStyle w:val="Compact"/>
+            </w:pPr>
+            <w:r>
+              <w:t xml:space="preserve">RU</w:t>
+            </w:r>
+          </w:p>
+        </w:tc>
+        <w:tc>
+          <w:tcPr/>
+          <w:p>
+            <w:pPr>
+              <w:pStyle w:val="Compact"/>
+            </w:pPr>
+            <w:r>
+              <w:t xml:space="preserve">R</w:t>
+            </w:r>
+          </w:p>
+        </w:tc>
+        <w:tc>
+          <w:tcPr/>
+          <w:p>
+            <w:pPr>
+              <w:pStyle w:val="Compact"/>
+            </w:pPr>
+            <w:r>
+              <w:t xml:space="preserve">RCU</w:t>
             </w:r>
           </w:p>
         </w:tc>

--- a/download/service_providing_group_product_application.docx
+++ b/download/service_providing_group_product_application.docx
@@ -4259,7 +4259,7 @@
     <w:bookmarkEnd w:id="47"/>
     <w:bookmarkEnd w:id="48"/>
     <w:sectPr>
-      <w:headerReference r:id="rId9" w:type="default"/>
+      <w:headerReference r:id="rId11" w:type="default"/>
       <w:pgSz w:h="11906" w:orient="landscape" w:w="16838"/>
       <w:pgMar w:bottom="1417" w:footer="708" w:gutter="0" w:header="708" w:left="1417" w:right="1417" w:top="1417"/>
       <w:cols w:space="708"/>

--- a/download/service_providing_group_product_application.docx
+++ b/download/service_providing_group_product_application.docx
@@ -341,10 +341,10 @@
         <w:tblLook w:firstRow="1" w:lastRow="0" w:firstColumn="0" w:lastColumn="0" w:noHBand="0" w:noVBand="0" w:val="0020"/>
       </w:tblPr>
       <w:tblGrid>
-        <w:gridCol w:w="2195"/>
-        <w:gridCol w:w="2033"/>
-        <w:gridCol w:w="2483"/>
-        <w:gridCol w:w="1205"/>
+        <w:gridCol w:w="2109"/>
+        <w:gridCol w:w="2265"/>
+        <w:gridCol w:w="2386"/>
+        <w:gridCol w:w="1158"/>
       </w:tblGrid>
       <w:tr>
         <w:trPr>
@@ -1060,7 +1060,7 @@
               <w:pStyle w:val="Compact"/>
             </w:pPr>
             <w:r>
-              <w:t xml:space="preserve">The ramping capability of the service providing group for this product application.</w:t>
+              <w:t xml:space="preserve">Whether the service providing group can ramp in accordance with the product requirements during both activation and deactivation.</w:t>
             </w:r>
           </w:p>
         </w:tc>
@@ -1139,7 +1139,7 @@
               <w:pStyle w:val="Compact"/>
             </w:pPr>
             <w:r>
-              <w:t xml:space="preserve">Free text description of ramping details. Only required for product Manual Congestion.</w:t>
+              <w:t xml:space="preserve">Free text description of ramping details. Only required for product Manual Frequency Restoration (mFRR).</w:t>
             </w:r>
           </w:p>
         </w:tc>
@@ -1701,7 +1701,7 @@
               <w:t xml:space="preserve"> </w:t>
             </w:r>
             <w:r>
-              <w:t xml:space="preserve">contains Manual Congestion, then</w:t>
+              <w:t xml:space="preserve">contains Manual Frequency Restoration, then</w:t>
             </w:r>
             <w:r>
               <w:t xml:space="preserve"> </w:t>
@@ -1766,7 +1766,7 @@
               <w:t xml:space="preserve"> </w:t>
             </w:r>
             <w:r>
-              <w:t xml:space="preserve">contains Manual Congestion, then</w:t>
+              <w:t xml:space="preserve">contains Manual Frequency Restoration, then</w:t>
             </w:r>
             <w:r>
               <w:t xml:space="preserve"> </w:t>
@@ -1826,6 +1826,41 @@
             </w:r>
             <w:r>
               <w:t xml:space="preserve">must not be empty.</w:t>
+            </w:r>
+          </w:p>
+        </w:tc>
+        <w:tc>
+          <w:tcPr/>
+          <w:p>
+            <w:pPr>
+              <w:pStyle w:val="Compact"/>
+            </w:pPr>
+            <w:r>
+              <w:t xml:space="preserve">DONE</w:t>
+            </w:r>
+          </w:p>
+        </w:tc>
+      </w:tr>
+      <w:tr>
+        <w:tc>
+          <w:tcPr/>
+          <w:p>
+            <w:pPr>
+              <w:pStyle w:val="Compact"/>
+            </w:pPr>
+            <w:r>
+              <w:t xml:space="preserve">SPGPA-VAL010</w:t>
+            </w:r>
+          </w:p>
+        </w:tc>
+        <w:tc>
+          <w:tcPr/>
+          <w:p>
+            <w:pPr>
+              <w:pStyle w:val="Compact"/>
+            </w:pPr>
+            <w:r>
+              <w:t xml:space="preserve">Product types can be applied for only once per SPG and system operator.</w:t>
             </w:r>
           </w:p>
         </w:tc>
@@ -2460,9 +2495,9 @@
         <w:tblLook w:firstRow="1" w:lastRow="0" w:firstColumn="0" w:lastColumn="0" w:noHBand="0" w:noVBand="0" w:val="0020"/>
       </w:tblPr>
       <w:tblGrid>
-        <w:gridCol w:w="1040"/>
-        <w:gridCol w:w="6240"/>
-        <w:gridCol w:w="640"/>
+        <w:gridCol w:w="751"/>
+        <w:gridCol w:w="6705"/>
+        <w:gridCol w:w="462"/>
       </w:tblGrid>
       <w:tr>
         <w:trPr>
@@ -2557,6 +2592,36 @@
             </w:pPr>
             <w:r>
               <w:t xml:space="preserve">Update SPGPA for SPG they are in charge for, when the status is</w:t>
+            </w:r>
+            <w:r>
+              <w:t xml:space="preserve"> </w:t>
+            </w:r>
+            <w:r>
+              <w:rPr>
+                <w:rStyle w:val="VerbatimChar"/>
+              </w:rPr>
+              <w:t xml:space="preserve">requested</w:t>
+            </w:r>
+            <w:r>
+              <w:t xml:space="preserve"> </w:t>
+            </w:r>
+            <w:r>
+              <w:t xml:space="preserve">or set from</w:t>
+            </w:r>
+            <w:r>
+              <w:t xml:space="preserve"> </w:t>
+            </w:r>
+            <w:r>
+              <w:rPr>
+                <w:rStyle w:val="VerbatimChar"/>
+              </w:rPr>
+              <w:t xml:space="preserve">rejected</w:t>
+            </w:r>
+            <w:r>
+              <w:t xml:space="preserve"> </w:t>
+            </w:r>
+            <w:r>
+              <w:t xml:space="preserve">to</w:t>
             </w:r>
             <w:r>
               <w:t xml:space="preserve"> </w:t>
@@ -3276,7 +3341,7 @@
               <w:pStyle w:val="Compact"/>
             </w:pPr>
             <w:r>
-              <w:t xml:space="preserve">RC</w:t>
+              <w:t xml:space="preserve">RCU</w:t>
             </w:r>
           </w:p>
         </w:tc>
